--- a/REGRAS DE NEGÓCIO - Clínica.docx
+++ b/REGRAS DE NEGÓCIO - Clínica.docx
@@ -18,6 +18,20 @@
       <w:r>
         <w:t>Criar pelo menos 5 regras que não estavam explicitamente descritas no problema e justificar suas decisões.</w:t>
       </w:r>
+      <w:r>
+        <w:t xml:space="preserve"> (Sublinhado)</w:t>
+      </w:r>
+    </w:p>
+    <w:p>
+      <w:r>
+        <w:t>(Algumas opções estão repetidas</w:t>
+      </w:r>
+      <w:r>
+        <w:t xml:space="preserve"> pois foram desenvolvidas enquanto organizava as ideias observando os fluxogramas)</w:t>
+      </w:r>
+      <w:r>
+        <w:t>.</w:t>
+      </w:r>
     </w:p>
     <w:p/>
     <w:p>
@@ -77,6 +91,36 @@
           <w:ilvl w:val="0"/>
           <w:numId w:val="2"/>
         </w:numPr>
+        <w:rPr>
+          <w:i/>
+          <w:iCs/>
+          <w:u w:val="single"/>
+        </w:rPr>
+      </w:pPr>
+      <w:r>
+        <w:rPr>
+          <w:i/>
+          <w:iCs/>
+          <w:u w:val="single"/>
+        </w:rPr>
+        <w:t xml:space="preserve">É impossível agendar consultas de clientes sem cadastro, a </w:t>
+      </w:r>
+      <w:r>
+        <w:rPr>
+          <w:i/>
+          <w:iCs/>
+          <w:u w:val="single"/>
+        </w:rPr>
+        <w:t>não ser em casos de emergência;</w:t>
+      </w:r>
+    </w:p>
+    <w:p>
+      <w:pPr>
+        <w:pStyle w:val="PargrafodaLista"/>
+        <w:numPr>
+          <w:ilvl w:val="0"/>
+          <w:numId w:val="2"/>
+        </w:numPr>
       </w:pPr>
       <w:r>
         <w:t>Para agendar uma consulta, deve haver médicos e data/hora disponíveis para consulta, se não houver disponibilidade para nenhum dos dois naquela data, o paciente pode agendar a consulta para outro dia com o médico de sua escolha;</w:t>
@@ -137,6 +181,36 @@
           <w:ilvl w:val="0"/>
           <w:numId w:val="2"/>
         </w:numPr>
+        <w:rPr>
+          <w:i/>
+          <w:iCs/>
+          <w:u w:val="single"/>
+        </w:rPr>
+      </w:pPr>
+      <w:r>
+        <w:rPr>
+          <w:i/>
+          <w:iCs/>
+          <w:u w:val="single"/>
+        </w:rPr>
+        <w:t xml:space="preserve">Na fase retorno/pós-consulta, </w:t>
+      </w:r>
+      <w:r>
+        <w:rPr>
+          <w:i/>
+          <w:iCs/>
+          <w:u w:val="single"/>
+        </w:rPr>
+        <w:t>a consulta não pode ser realizada sem a apresentação dos resultados dos exames exigidos pelo(s) médico(s);</w:t>
+      </w:r>
+    </w:p>
+    <w:p>
+      <w:pPr>
+        <w:pStyle w:val="PargrafodaLista"/>
+        <w:numPr>
+          <w:ilvl w:val="0"/>
+          <w:numId w:val="2"/>
+        </w:numPr>
       </w:pPr>
       <w:r>
         <w:t>Um novo agendamento para as consultas de retorno/pós-consulta só será possível se os médicos considerarem necessário;</w:t>
@@ -147,6 +221,52 @@
         <w:pStyle w:val="PargrafodaLista"/>
         <w:numPr>
           <w:ilvl w:val="0"/>
+          <w:numId w:val="2"/>
+        </w:numPr>
+        <w:rPr>
+          <w:i/>
+          <w:iCs/>
+          <w:u w:val="single"/>
+        </w:rPr>
+      </w:pPr>
+      <w:r>
+        <w:rPr>
+          <w:i/>
+          <w:iCs/>
+          <w:u w:val="single"/>
+        </w:rPr>
+        <w:t>Uma nova consulta de retorno/pós-con</w:t>
+      </w:r>
+      <w:r>
+        <w:rPr>
+          <w:i/>
+          <w:iCs/>
+          <w:u w:val="single"/>
+        </w:rPr>
+        <w:t>s</w:t>
+      </w:r>
+      <w:r>
+        <w:rPr>
+          <w:i/>
+          <w:iCs/>
+          <w:u w:val="single"/>
+        </w:rPr>
+        <w:t>ulta</w:t>
+      </w:r>
+      <w:r>
+        <w:rPr>
+          <w:i/>
+          <w:iCs/>
+          <w:u w:val="single"/>
+        </w:rPr>
+        <w:t xml:space="preserve"> não deve ser agendada se o médico não considerar necessário;</w:t>
+      </w:r>
+    </w:p>
+    <w:p>
+      <w:pPr>
+        <w:pStyle w:val="PargrafodaLista"/>
+        <w:numPr>
+          <w:ilvl w:val="0"/>
           <w:numId w:val="1"/>
         </w:numPr>
       </w:pPr>
@@ -177,7 +297,23 @@
           <w:iCs/>
           <w:u w:val="single"/>
         </w:rPr>
-        <w:t>Se o paciente estiver em caso de necessidade de atendimento médico urgente (emergência), a etapa de cadastro pode ser postergada ou pulada;</w:t>
+        <w:t xml:space="preserve">Se o paciente estiver em caso de necessidade de atendimento médico urgente (emergência), a etapa de cadastro pode ser postergada ou </w:t>
+      </w:r>
+      <w:r>
+        <w:rPr>
+          <w:i/>
+          <w:iCs/>
+          <w:u w:val="single"/>
+        </w:rPr>
+        <w:t>ignorad</w:t>
+      </w:r>
+      <w:r>
+        <w:rPr>
+          <w:i/>
+          <w:iCs/>
+          <w:u w:val="single"/>
+        </w:rPr>
+        <w:t>a;</w:t>
       </w:r>
       <w:r>
         <w:t xml:space="preserve"> </w:t>
@@ -250,6 +386,7 @@
           <w:iCs/>
           <w:u w:val="single"/>
         </w:rPr>
+        <w:lastRenderedPageBreak/>
         <w:t>Se houver conflito entre horários de consultas de pacientes, o paciente com maior prioridade ou urgência deve ser atendido primeiro;</w:t>
       </w:r>
     </w:p>
